--- a/HelpResourcesSources/TechnicalNotes/Publishing FLEx Dictionaries Using Microsoft Word via Pathway.docx
+++ b/HelpResourcesSources/TechnicalNotes/Publishing FLEx Dictionaries Using Microsoft Word via Pathway.docx
@@ -34,10 +34,8 @@
         <w:rPr>
           <w:szCs w:val="36"/>
         </w:rPr>
-        <w:t>January 9, 2023</w:t>
-      </w:r>
-      <w:bookmarkStart w:id="1" w:name="_GoBack"/>
-      <w:bookmarkEnd w:id="1"/>
+        <w:t>February 11, 2026</w:t>
+      </w:r>
     </w:p>
     <w:p>
       <w:pPr>
@@ -889,7 +887,17 @@
             <w:rFonts w:eastAsia="SimSun"/>
             <w:noProof/>
           </w:rPr>
-          <w:t>Preparing a Word dictionary for publication</w:t>
+          <w:t xml:space="preserve">Preparing </w:t>
+        </w:r>
+        <w:bookmarkStart w:id="1" w:name="_GoBack"/>
+        <w:bookmarkEnd w:id="1"/>
+        <w:r>
+          <w:rPr>
+            <w:rStyle w:val="Hyperlink"/>
+            <w:rFonts w:eastAsia="SimSun"/>
+            <w:noProof/>
+          </w:rPr>
+          <w:t>a Word dictionary for publication</w:t>
         </w:r>
         <w:r>
           <w:rPr>
@@ -3804,7 +3812,13 @@
         <w:pStyle w:val="BodyText"/>
       </w:pPr>
       <w:r>
-        <w:t>Prior to exporting a dictionary from FLEx, you need to set everything up to where the Dictionary view in FLEx</w:t>
+        <w:t xml:space="preserve">Prior to exporting a dictionary from FLEx, you need to set everything up to where the Dictionary </w:t>
+      </w:r>
+      <w:r>
+        <w:t>layout</w:t>
+      </w:r>
+      <w:r>
+        <w:t xml:space="preserve"> in FLEx</w:t>
       </w:r>
       <w:r>
         <w:t xml:space="preserve"> shows the entries the way you want them printed. This involves the following steps.</w:t>
@@ -3958,15 +3972,19 @@
         <w:t>c</w:t>
       </w:r>
       <w:r>
-        <w:t xml:space="preserve">an also be set for a unique publication by creating a </w:t>
-      </w:r>
-      <w:proofErr w:type="gramStart"/>
-      <w:r>
-        <w:t>custom views</w:t>
-      </w:r>
-      <w:proofErr w:type="gramEnd"/>
-      <w:r>
-        <w:t xml:space="preserve"> using the Manage Views button in the Configure Dictionary dialog.</w:t>
+        <w:t xml:space="preserve">an also be set for a unique publication by creating a custom </w:t>
+      </w:r>
+      <w:r>
+        <w:t>layout</w:t>
+      </w:r>
+      <w:r>
+        <w:t xml:space="preserve"> using the Manage </w:t>
+      </w:r>
+      <w:r>
+        <w:t>Layouts</w:t>
+      </w:r>
+      <w:r>
+        <w:t xml:space="preserve"> button in the Configure Dictionary dialog.</w:t>
       </w:r>
     </w:p>
     <w:p>
@@ -3974,7 +3992,13 @@
         <w:pStyle w:val="ListBullet"/>
       </w:pPr>
       <w:r>
-        <w:t>Make sure the correct view is chosen at the top of the Configure Dictionary dialog.</w:t>
+        <w:t xml:space="preserve">Make sure the correct </w:t>
+      </w:r>
+      <w:r>
+        <w:t>layout</w:t>
+      </w:r>
+      <w:r>
+        <w:t xml:space="preserve"> is chosen at the top of the Configure Dictionary dialog.</w:t>
       </w:r>
     </w:p>
     <w:p>
@@ -4031,7 +4055,13 @@
         <w:pStyle w:val="BodyText"/>
       </w:pPr>
       <w:r>
-        <w:t>The basic process for exporting a dictionary to Word involves exporting the Dictionary view from FLEx to XHTML, running a Pathway batch file to convert the XHTML to a Word .doc file, and then opening t</w:t>
+        <w:t xml:space="preserve">The basic process for exporting a dictionary to Word involves exporting the Dictionary </w:t>
+      </w:r>
+      <w:r>
+        <w:t>layout</w:t>
+      </w:r>
+      <w:r>
+        <w:t xml:space="preserve"> from FLEx to XHTML, running a Pathway batch file to convert the XHTML to a Word .doc file, and then opening t</w:t>
       </w:r>
       <w:r>
         <w:t>h</w:t>
@@ -4063,7 +4093,13 @@
         <w:t>,</w:t>
       </w:r>
       <w:r>
-        <w:t xml:space="preserve"> and the correct view is selected in the right chooser.</w:t>
+        <w:t xml:space="preserve"> and the correct </w:t>
+      </w:r>
+      <w:r>
+        <w:t>layout</w:t>
+      </w:r>
+      <w:r>
+        <w:t xml:space="preserve"> is selected in the right chooser.</w:t>
       </w:r>
     </w:p>
     <w:p>
@@ -4700,13 +4736,8 @@
       <w:r>
         <w:t xml:space="preserve">the </w:t>
       </w:r>
-      <w:proofErr w:type="spellStart"/>
-      <w:r>
-        <w:t>FieldWorks</w:t>
-      </w:r>
-      <w:proofErr w:type="spellEnd"/>
-      <w:r>
-        <w:t xml:space="preserve"> 9 </w:t>
+      <w:r>
+        <w:t xml:space="preserve">FieldWorks 9 </w:t>
       </w:r>
       <w:r>
         <w:t>d</w:t>
@@ -5390,36 +5421,31 @@
       </w:r>
       <w:proofErr w:type="spellStart"/>
       <w:r>
-        <w:t>mso-style-name:entry</w:t>
+        <w:t>mso-style-name:entry;' nl</w:t>
+      </w:r>
+      <w:r>
+        <w:br/>
+        <w:t>'.letHe</w:t>
       </w:r>
       <w:proofErr w:type="spellEnd"/>
       <w:r>
-        <w:t xml:space="preserve">;' </w:t>
+        <w:t xml:space="preserve">ad </w:t>
       </w:r>
       <w:proofErr w:type="spellStart"/>
       <w:r>
-        <w:t>nl</w:t>
+        <w:t>{'</w:t>
       </w:r>
       <w:proofErr w:type="spellEnd"/>
       <w:r>
-        <w:br/>
-        <w:t>'.</w:t>
+        <w:t xml:space="preserve"> nl</w:t>
       </w:r>
       <w:proofErr w:type="spellStart"/>
       <w:r>
-        <w:t>letHead</w:t>
+        <w:t xml:space="preserve"> &gt; dup </w:t>
       </w:r>
       <w:proofErr w:type="spellEnd"/>
       <w:r>
-        <w:t xml:space="preserve"> {' </w:t>
-      </w:r>
-      <w:proofErr w:type="spellStart"/>
-      <w:r>
-        <w:t>nl</w:t>
-      </w:r>
-      <w:proofErr w:type="spellEnd"/>
-      <w:r>
-        <w:t xml:space="preserve"> &gt; dup '   </w:t>
+        <w:t xml:space="preserve">'   </w:t>
       </w:r>
       <w:proofErr w:type="spellStart"/>
       <w:r>
@@ -6581,15 +6607,7 @@
         <w:pStyle w:val="BodyText"/>
       </w:pPr>
       <w:r>
-        <w:t xml:space="preserve">One other thing to be aware of if you need to export again from </w:t>
-      </w:r>
-      <w:proofErr w:type="spellStart"/>
-      <w:r>
-        <w:t>FieldWorks</w:t>
-      </w:r>
-      <w:proofErr w:type="spellEnd"/>
-      <w:r>
-        <w:t xml:space="preserve">, is that the style names could change in new exports if you’ve made changes to style names in FLEx that would cause new collisions with existing </w:t>
+        <w:t xml:space="preserve">One other thing to be aware of if you need to export again from FieldWorks, is that the style names could change in new exports if you’ve made changes to style names in FLEx that would cause new collisions with existing </w:t>
       </w:r>
       <w:r>
         <w:t>names</w:t>
@@ -7297,7 +7315,13 @@
         <w:t xml:space="preserve"> In the blue title bar,</w:t>
       </w:r>
       <w:r>
-        <w:t xml:space="preserve"> select the index language in the chooser on the left side, and select the desired view in the chooser on the right side. Then choose File…Export…Reversal </w:t>
+        <w:t xml:space="preserve"> select the index language in the chooser on the left side, and select the desired </w:t>
+      </w:r>
+      <w:r>
+        <w:t>layout</w:t>
+      </w:r>
+      <w:r>
+        <w:t xml:space="preserve"> in the chooser on the right side. Then choose File…Export…Reversal </w:t>
       </w:r>
       <w:proofErr w:type="gramStart"/>
       <w:r>
@@ -12024,15 +12048,7 @@
         <w:t>With external links, e</w:t>
       </w:r>
       <w:r>
-        <w:t xml:space="preserve">ach picture is given a new </w:t>
-      </w:r>
-      <w:proofErr w:type="spellStart"/>
-      <w:r>
-        <w:t>guid</w:t>
-      </w:r>
-      <w:proofErr w:type="spellEnd"/>
-      <w:r>
-        <w:t xml:space="preserve"> as an id. When this gets saved to .docx, internally, word\document.xml has </w:t>
+        <w:t xml:space="preserve">ach picture is given a new guid as an id. When this gets saved to .docx, internally, word\document.xml has </w:t>
       </w:r>
       <w:r>
         <w:rPr>
@@ -16249,7 +16265,7 @@
       <w:rPr>
         <w:noProof/>
       </w:rPr>
-      <w:t>1/9/2024</w:t>
+      <w:t>2/11/2026</w:t>
     </w:r>
     <w:r>
       <w:fldChar w:fldCharType="end"/>
@@ -16296,7 +16312,7 @@
         <w:rStyle w:val="PageNumber"/>
         <w:noProof/>
       </w:rPr>
-      <w:t>1/9/2024</w:t>
+      <w:t>2/11/2026</w:t>
     </w:r>
     <w:r>
       <w:rPr>
@@ -16456,29 +16472,15 @@
       </w:rPr>
       <w:tab/>
     </w:r>
-    <w:r>
-      <w:fldChar w:fldCharType="begin"/>
-    </w:r>
-    <w:r>
-      <w:instrText xml:space="preserve"> STYLEREF "Heading 1" \* MERGEFORMAT </w:instrText>
-    </w:r>
-    <w:r>
-      <w:fldChar w:fldCharType="separate"/>
-    </w:r>
-    <w:r>
-      <w:rPr>
-        <w:rStyle w:val="PageNumber"/>
-        <w:noProof/>
-      </w:rPr>
-      <w:t>Introduction</w:t>
-    </w:r>
-    <w:r>
-      <w:rPr>
-        <w:rStyle w:val="PageNumber"/>
-        <w:noProof/>
-      </w:rPr>
-      <w:fldChar w:fldCharType="end"/>
-    </w:r>
+    <w:fldSimple w:instr=" STYLEREF &quot;Heading 1&quot; \* MERGEFORMAT ">
+      <w:r>
+        <w:rPr>
+          <w:rStyle w:val="PageNumber"/>
+          <w:noProof/>
+        </w:rPr>
+        <w:t>Introduction</w:t>
+      </w:r>
+    </w:fldSimple>
   </w:p>
 </w:hdr>
 </file>
@@ -19607,7 +19609,7 @@
 </file>
 
 <file path=customXml/itemProps1.xml><?xml version="1.0" encoding="utf-8"?>
-<ds:datastoreItem xmlns:ds="http://schemas.openxmlformats.org/officeDocument/2006/customXml" ds:itemID="{38847167-677C-4AD6-91D7-4C8AC7EBF636}">
+<ds:datastoreItem xmlns:ds="http://schemas.openxmlformats.org/officeDocument/2006/customXml" ds:itemID="{391F70A5-20F2-4FAA-8FCD-606569D40D1D}">
   <ds:schemaRefs>
     <ds:schemaRef ds:uri="http://schemas.openxmlformats.org/officeDocument/2006/bibliography"/>
   </ds:schemaRefs>
